--- a/Participants/2_Workflow_A_Impact_Strategy/Templates/Interview_Synthesis.docx
+++ b/Participants/2_Workflow_A_Impact_Strategy/Templates/Interview_Synthesis.docx
@@ -5,6 +5,7 @@
     <w:p>
       <w:r>
         <w:rPr>
+          <w:rFonts w:ascii="Lexend" w:hAnsi="Lexend" w:eastAsia="Lexend" w:cs="Lexend"/>
           <w:b/>
           <w:color w:val="007A87"/>
           <w:sz w:val="24"/>
@@ -18,6 +19,7 @@
       </w:pPr>
       <w:r>
         <w:rPr>
+          <w:rFonts w:ascii="Lexend" w:hAnsi="Lexend" w:eastAsia="Lexend" w:cs="Lexend"/>
           <w:b/>
           <w:color w:val="1B2A4A"/>
           <w:sz w:val="48"/>
@@ -28,6 +30,7 @@
     <w:p>
       <w:r>
         <w:rPr>
+          <w:rFonts w:ascii="Nunito" w:hAnsi="Nunito" w:eastAsia="Nunito" w:cs="Nunito"/>
           <w:i/>
           <w:color w:val="666666"/>
           <w:sz w:val="24"/>
@@ -52,6 +55,7 @@
           <w:p>
             <w:r>
               <w:rPr>
+                <w:rFonts w:ascii="Nunito" w:hAnsi="Nunito" w:eastAsia="Nunito" w:cs="Nunito"/>
                 <w:b/>
                 <w:color w:val="1B2A4A"/>
                 <w:sz w:val="20"/>
@@ -67,6 +71,7 @@
           <w:p>
             <w:r>
               <w:rPr>
+                <w:rFonts w:ascii="Nunito" w:hAnsi="Nunito" w:eastAsia="Nunito" w:cs="Nunito"/>
                 <w:color w:val="222222"/>
                 <w:sz w:val="20"/>
               </w:rPr>
@@ -83,6 +88,7 @@
           <w:p>
             <w:r>
               <w:rPr>
+                <w:rFonts w:ascii="Nunito" w:hAnsi="Nunito" w:eastAsia="Nunito" w:cs="Nunito"/>
                 <w:b/>
                 <w:color w:val="1B2A4A"/>
                 <w:sz w:val="20"/>
@@ -98,6 +104,7 @@
           <w:p>
             <w:r>
               <w:rPr>
+                <w:rFonts w:ascii="Nunito" w:hAnsi="Nunito" w:eastAsia="Nunito" w:cs="Nunito"/>
                 <w:color w:val="222222"/>
                 <w:sz w:val="20"/>
               </w:rPr>
@@ -114,6 +121,7 @@
           <w:p>
             <w:r>
               <w:rPr>
+                <w:rFonts w:ascii="Nunito" w:hAnsi="Nunito" w:eastAsia="Nunito" w:cs="Nunito"/>
                 <w:b/>
                 <w:color w:val="1B2A4A"/>
                 <w:sz w:val="20"/>
@@ -129,10 +137,11 @@
           <w:p>
             <w:r>
               <w:rPr>
+                <w:rFonts w:ascii="Nunito" w:hAnsi="Nunito" w:eastAsia="Nunito" w:cs="Nunito"/>
                 <w:color w:val="222222"/>
                 <w:sz w:val="20"/>
               </w:rPr>
-              <w:t>2.0 | July 2026</w:t>
+              <w:t>3.0 | July 2026</w:t>
             </w:r>
           </w:p>
         </w:tc>
@@ -152,7 +161,7 @@
       </w:pPr>
       <w:r>
         <w:rPr>
-          <w:rFonts w:ascii="Calibri" w:hAnsi="Calibri"/>
+          <w:rFonts w:ascii="Nunito" w:hAnsi="Nunito" w:eastAsia="Nunito" w:cs="Nunito"/>
           <w:b w:val="0"/>
           <w:i w:val="0"/>
           <w:color w:val="222222"/>
@@ -183,6 +192,7 @@
           <w:p>
             <w:r>
               <w:rPr>
+                <w:rFonts w:ascii="Lexend" w:hAnsi="Lexend" w:eastAsia="Lexend" w:cs="Lexend"/>
                 <w:b/>
                 <w:color w:val="FFFFFF"/>
                 <w:sz w:val="20"/>
@@ -199,6 +209,7 @@
           <w:p>
             <w:r>
               <w:rPr>
+                <w:rFonts w:ascii="Lexend" w:hAnsi="Lexend" w:eastAsia="Lexend" w:cs="Lexend"/>
                 <w:b/>
                 <w:color w:val="FFFFFF"/>
                 <w:sz w:val="20"/>
@@ -215,6 +226,7 @@
           <w:p>
             <w:r>
               <w:rPr>
+                <w:rFonts w:ascii="Lexend" w:hAnsi="Lexend" w:eastAsia="Lexend" w:cs="Lexend"/>
                 <w:b/>
                 <w:color w:val="FFFFFF"/>
                 <w:sz w:val="20"/>
@@ -231,6 +243,7 @@
           <w:p>
             <w:r>
               <w:rPr>
+                <w:rFonts w:ascii="Lexend" w:hAnsi="Lexend" w:eastAsia="Lexend" w:cs="Lexend"/>
                 <w:b/>
                 <w:color w:val="FFFFFF"/>
                 <w:sz w:val="20"/>
@@ -248,6 +261,7 @@
           <w:p>
             <w:r>
               <w:rPr>
+                <w:rFonts w:ascii="Nunito" w:hAnsi="Nunito" w:eastAsia="Nunito" w:cs="Nunito"/>
                 <w:sz w:val="20"/>
               </w:rPr>
             </w:r>
@@ -260,6 +274,7 @@
           <w:p>
             <w:r>
               <w:rPr>
+                <w:rFonts w:ascii="Nunito" w:hAnsi="Nunito" w:eastAsia="Nunito" w:cs="Nunito"/>
                 <w:sz w:val="20"/>
               </w:rPr>
             </w:r>
@@ -272,6 +287,7 @@
           <w:p>
             <w:r>
               <w:rPr>
+                <w:rFonts w:ascii="Nunito" w:hAnsi="Nunito" w:eastAsia="Nunito" w:cs="Nunito"/>
                 <w:sz w:val="20"/>
               </w:rPr>
             </w:r>
@@ -284,6 +300,7 @@
           <w:p>
             <w:r>
               <w:rPr>
+                <w:rFonts w:ascii="Nunito" w:hAnsi="Nunito" w:eastAsia="Nunito" w:cs="Nunito"/>
                 <w:sz w:val="20"/>
               </w:rPr>
             </w:r>
@@ -299,6 +316,7 @@
           <w:p>
             <w:r>
               <w:rPr>
+                <w:rFonts w:ascii="Nunito" w:hAnsi="Nunito" w:eastAsia="Nunito" w:cs="Nunito"/>
                 <w:sz w:val="20"/>
               </w:rPr>
             </w:r>
@@ -312,6 +330,7 @@
           <w:p>
             <w:r>
               <w:rPr>
+                <w:rFonts w:ascii="Nunito" w:hAnsi="Nunito" w:eastAsia="Nunito" w:cs="Nunito"/>
                 <w:sz w:val="20"/>
               </w:rPr>
             </w:r>
@@ -325,6 +344,7 @@
           <w:p>
             <w:r>
               <w:rPr>
+                <w:rFonts w:ascii="Nunito" w:hAnsi="Nunito" w:eastAsia="Nunito" w:cs="Nunito"/>
                 <w:sz w:val="20"/>
               </w:rPr>
             </w:r>
@@ -338,6 +358,7 @@
           <w:p>
             <w:r>
               <w:rPr>
+                <w:rFonts w:ascii="Nunito" w:hAnsi="Nunito" w:eastAsia="Nunito" w:cs="Nunito"/>
                 <w:sz w:val="20"/>
               </w:rPr>
             </w:r>
@@ -352,6 +373,7 @@
           <w:p>
             <w:r>
               <w:rPr>
+                <w:rFonts w:ascii="Nunito" w:hAnsi="Nunito" w:eastAsia="Nunito" w:cs="Nunito"/>
                 <w:sz w:val="20"/>
               </w:rPr>
             </w:r>
@@ -364,6 +386,7 @@
           <w:p>
             <w:r>
               <w:rPr>
+                <w:rFonts w:ascii="Nunito" w:hAnsi="Nunito" w:eastAsia="Nunito" w:cs="Nunito"/>
                 <w:sz w:val="20"/>
               </w:rPr>
             </w:r>
@@ -376,6 +399,7 @@
           <w:p>
             <w:r>
               <w:rPr>
+                <w:rFonts w:ascii="Nunito" w:hAnsi="Nunito" w:eastAsia="Nunito" w:cs="Nunito"/>
                 <w:sz w:val="20"/>
               </w:rPr>
             </w:r>
@@ -388,6 +412,7 @@
           <w:p>
             <w:r>
               <w:rPr>
+                <w:rFonts w:ascii="Nunito" w:hAnsi="Nunito" w:eastAsia="Nunito" w:cs="Nunito"/>
                 <w:sz w:val="20"/>
               </w:rPr>
             </w:r>
@@ -403,6 +428,7 @@
           <w:p>
             <w:r>
               <w:rPr>
+                <w:rFonts w:ascii="Nunito" w:hAnsi="Nunito" w:eastAsia="Nunito" w:cs="Nunito"/>
                 <w:sz w:val="20"/>
               </w:rPr>
             </w:r>
@@ -416,6 +442,7 @@
           <w:p>
             <w:r>
               <w:rPr>
+                <w:rFonts w:ascii="Nunito" w:hAnsi="Nunito" w:eastAsia="Nunito" w:cs="Nunito"/>
                 <w:sz w:val="20"/>
               </w:rPr>
             </w:r>
@@ -429,6 +456,7 @@
           <w:p>
             <w:r>
               <w:rPr>
+                <w:rFonts w:ascii="Nunito" w:hAnsi="Nunito" w:eastAsia="Nunito" w:cs="Nunito"/>
                 <w:sz w:val="20"/>
               </w:rPr>
             </w:r>
@@ -442,6 +470,7 @@
           <w:p>
             <w:r>
               <w:rPr>
+                <w:rFonts w:ascii="Nunito" w:hAnsi="Nunito" w:eastAsia="Nunito" w:cs="Nunito"/>
                 <w:sz w:val="20"/>
               </w:rPr>
             </w:r>
@@ -456,6 +485,7 @@
           <w:p>
             <w:r>
               <w:rPr>
+                <w:rFonts w:ascii="Nunito" w:hAnsi="Nunito" w:eastAsia="Nunito" w:cs="Nunito"/>
                 <w:sz w:val="20"/>
               </w:rPr>
             </w:r>
@@ -468,6 +498,7 @@
           <w:p>
             <w:r>
               <w:rPr>
+                <w:rFonts w:ascii="Nunito" w:hAnsi="Nunito" w:eastAsia="Nunito" w:cs="Nunito"/>
                 <w:sz w:val="20"/>
               </w:rPr>
             </w:r>
@@ -480,6 +511,7 @@
           <w:p>
             <w:r>
               <w:rPr>
+                <w:rFonts w:ascii="Nunito" w:hAnsi="Nunito" w:eastAsia="Nunito" w:cs="Nunito"/>
                 <w:sz w:val="20"/>
               </w:rPr>
             </w:r>
@@ -492,6 +524,7 @@
           <w:p>
             <w:r>
               <w:rPr>
+                <w:rFonts w:ascii="Nunito" w:hAnsi="Nunito" w:eastAsia="Nunito" w:cs="Nunito"/>
                 <w:sz w:val="20"/>
               </w:rPr>
             </w:r>
@@ -506,7 +539,7 @@
       </w:pPr>
       <w:r>
         <w:rPr>
-          <w:rFonts w:ascii="Calibri" w:hAnsi="Calibri"/>
+          <w:rFonts w:ascii="Lexend" w:hAnsi="Lexend" w:eastAsia="Lexend" w:cs="Lexend"/>
           <w:color w:val="1B2A4A"/>
         </w:rPr>
         <w:t>Contradictions to resolve</w:t>
@@ -518,7 +551,7 @@
       </w:pPr>
       <w:r>
         <w:rPr>
-          <w:rFonts w:ascii="Calibri" w:hAnsi="Calibri"/>
+          <w:rFonts w:ascii="Nunito" w:hAnsi="Nunito" w:eastAsia="Nunito" w:cs="Nunito"/>
           <w:b w:val="0"/>
           <w:i w:val="0"/>
           <w:color w:val="222222"/>
@@ -533,7 +566,7 @@
       </w:pPr>
       <w:r>
         <w:rPr>
-          <w:rFonts w:ascii="Calibri" w:hAnsi="Calibri"/>
+          <w:rFonts w:ascii="Lexend" w:hAnsi="Lexend" w:eastAsia="Lexend" w:cs="Lexend"/>
           <w:color w:val="1B2A4A"/>
         </w:rPr>
         <w:t>Questions this raises for Workflow B</w:t>
@@ -545,7 +578,7 @@
       </w:pPr>
       <w:r>
         <w:rPr>
-          <w:rFonts w:ascii="Calibri" w:hAnsi="Calibri"/>
+          <w:rFonts w:ascii="Nunito" w:hAnsi="Nunito" w:eastAsia="Nunito" w:cs="Nunito"/>
           <w:b w:val="0"/>
           <w:i w:val="0"/>
           <w:color w:val="222222"/>
@@ -931,7 +964,7 @@
       <w:spacing w:after="120" w:line="276" w:lineRule="auto"/>
     </w:pPr>
     <w:rPr>
-      <w:rFonts w:ascii="Calibri" w:hAnsi="Calibri"/>
+      <w:rFonts w:ascii="Nunito" w:hAnsi="Nunito" w:eastAsia="Nunito" w:cs="Nunito"/>
       <w:color w:val="222222"/>
       <w:sz w:val="22"/>
     </w:rPr>

--- a/Participants/2_Workflow_A_Impact_Strategy/Templates/Interview_Synthesis.docx
+++ b/Participants/2_Workflow_A_Impact_Strategy/Templates/Interview_Synthesis.docx
@@ -141,7 +141,7 @@
                 <w:color w:val="222222"/>
                 <w:sz w:val="20"/>
               </w:rPr>
-              <w:t>3.0 | July 2026</w:t>
+              <w:t>3.1 | July-September 2026</w:t>
             </w:r>
           </w:p>
         </w:tc>
